--- a/sourse/python/Цифровая культура/ЦК3-4/ЦК-4.docx
+++ b/sourse/python/Цифровая культура/ЦК3-4/ЦК-4.docx
@@ -402,13 +402,7 @@
         <w:rPr>
           <w:rFonts w:cs="Times New Roman"/>
         </w:rPr>
-        <w:t>студент гр.</w:t>
-      </w:r>
-      <w:r>
-        <w:rPr>
-          <w:rFonts w:cs="Times New Roman"/>
-        </w:rPr>
-        <w:t xml:space="preserve"> 5131001/20003</w:t>
+        <w:t>студент г</w:t>
       </w:r>
       <w:r>
         <w:rPr>
@@ -545,30 +539,6 @@
         <w:tab/>
         <w:t xml:space="preserve">       </w:t>
       </w:r>
-      <w:r>
-        <w:rPr>
-          <w:rFonts w:cs="Times New Roman"/>
-        </w:rPr>
-        <w:t>Писков А</w:t>
-      </w:r>
-      <w:r>
-        <w:rPr>
-          <w:rFonts w:cs="Times New Roman"/>
-        </w:rPr>
-        <w:t>.</w:t>
-      </w:r>
-      <w:r>
-        <w:rPr>
-          <w:rFonts w:cs="Times New Roman"/>
-        </w:rPr>
-        <w:t xml:space="preserve"> А</w:t>
-      </w:r>
-      <w:r>
-        <w:rPr>
-          <w:rFonts w:cs="Times New Roman"/>
-        </w:rPr>
-        <w:t>.</w:t>
-      </w:r>
     </w:p>
     <w:p>
       <w:pPr>
@@ -786,13 +756,7 @@
         <w:rPr>
           <w:rFonts w:cs="Times New Roman"/>
         </w:rPr>
-        <w:t>П</w:t>
-      </w:r>
-      <w:r>
-        <w:rPr>
-          <w:rFonts w:cs="Times New Roman"/>
-        </w:rPr>
-        <w:t xml:space="preserve">олучение навыков создания </w:t>
+        <w:t xml:space="preserve">Получение навыков создания </w:t>
       </w:r>
       <w:r>
         <w:rPr>
@@ -880,7 +844,7 @@
           <w:b/>
           <w:bCs/>
         </w:rPr>
-        <w:t>и у</w:t>
+        <w:t>и усовершенствовать метод хранения</w:t>
       </w:r>
       <w:r>
         <w:rPr>
@@ -888,14 +852,6 @@
           <w:b/>
           <w:bCs/>
         </w:rPr>
-        <w:t>совершенствовать метод хранения</w:t>
-      </w:r>
-      <w:r>
-        <w:rPr>
-          <w:rFonts w:cs="Times New Roman"/>
-          <w:b/>
-          <w:bCs/>
-        </w:rPr>
         <w:t>.</w:t>
       </w:r>
     </w:p>
@@ -913,7 +869,6 @@
         </w:rPr>
         <w:t>Данные хранились в открытом виде в .с</w:t>
       </w:r>
-      <w:proofErr w:type="spellStart"/>
       <w:r>
         <w:rPr>
           <w:rFonts w:eastAsiaTheme="minorHAnsi" w:cs="Times New Roman"/>
@@ -921,7 +876,6 @@
         </w:rPr>
         <w:t>sv</w:t>
       </w:r>
-      <w:proofErr w:type="spellEnd"/>
       <w:r>
         <w:rPr>
           <w:rFonts w:eastAsiaTheme="minorHAnsi" w:cs="Times New Roman"/>
@@ -966,30 +920,14 @@
         <w:rPr>
           <w:rFonts w:eastAsiaTheme="minorHAnsi" w:cs="Times New Roman"/>
         </w:rPr>
-        <w:t xml:space="preserve">Была </w:t>
-      </w:r>
-      <w:proofErr w:type="spellStart"/>
+        <w:t xml:space="preserve">Была подкобчена библиотека </w:t>
+      </w:r>
       <w:r>
         <w:rPr>
           <w:rFonts w:eastAsiaTheme="minorHAnsi" w:cs="Times New Roman"/>
         </w:rPr>
-        <w:t>подкобчена</w:t>
-      </w:r>
-      <w:proofErr w:type="spellEnd"/>
-      <w:r>
-        <w:rPr>
-          <w:rFonts w:eastAsiaTheme="minorHAnsi" w:cs="Times New Roman"/>
-        </w:rPr>
-        <w:t xml:space="preserve"> библиотека </w:t>
-      </w:r>
-      <w:proofErr w:type="spellStart"/>
-      <w:r>
-        <w:rPr>
-          <w:rFonts w:eastAsiaTheme="minorHAnsi" w:cs="Times New Roman"/>
-        </w:rPr>
         <w:t>hashlib</w:t>
       </w:r>
-      <w:proofErr w:type="spellEnd"/>
       <w:r>
         <w:rPr>
           <w:rFonts w:eastAsiaTheme="minorHAnsi" w:cs="Times New Roman"/>
@@ -1308,7 +1246,6 @@
         </w:rPr>
         <w:t xml:space="preserve">if </w:t>
       </w:r>
-      <w:proofErr w:type="spellStart"/>
       <w:r>
         <w:rPr>
           <w:rFonts w:ascii="Courier New" w:eastAsia="Times New Roman" w:hAnsi="Courier New" w:cs="Courier New"/>
@@ -1317,9 +1254,18 @@
           <w:szCs w:val="20"/>
           <w:lang w:val="en-US"/>
         </w:rPr>
-        <w:t>flask.request.headers.get</w:t>
-      </w:r>
-      <w:proofErr w:type="spellEnd"/>
+        <w:t>flask.request.headers.get(</w:t>
+      </w:r>
+      <w:r>
+        <w:rPr>
+          <w:rFonts w:ascii="Courier New" w:eastAsia="Times New Roman" w:hAnsi="Courier New" w:cs="Courier New"/>
+          <w:color w:val="6AAB73"/>
+          <w:sz w:val="20"/>
+          <w:szCs w:val="20"/>
+          <w:lang w:val="en-US"/>
+        </w:rPr>
+        <w:t>'content-type'</w:t>
+      </w:r>
       <w:r>
         <w:rPr>
           <w:rFonts w:ascii="Courier New" w:eastAsia="Times New Roman" w:hAnsi="Courier New" w:cs="Courier New"/>
@@ -1328,7 +1274,7 @@
           <w:szCs w:val="20"/>
           <w:lang w:val="en-US"/>
         </w:rPr>
-        <w:t>(</w:t>
+        <w:t xml:space="preserve">) == </w:t>
       </w:r>
       <w:r>
         <w:rPr>
@@ -1338,7 +1284,7 @@
           <w:szCs w:val="20"/>
           <w:lang w:val="en-US"/>
         </w:rPr>
-        <w:t>'content-type'</w:t>
+        <w:t>'application/json'</w:t>
       </w:r>
       <w:r>
         <w:rPr>
@@ -1348,7 +1294,18 @@
           <w:szCs w:val="20"/>
           <w:lang w:val="en-US"/>
         </w:rPr>
-        <w:t xml:space="preserve">) == </w:t>
+        <w:t>:</w:t>
+      </w:r>
+      <w:r>
+        <w:rPr>
+          <w:rFonts w:ascii="Courier New" w:eastAsia="Times New Roman" w:hAnsi="Courier New" w:cs="Courier New"/>
+          <w:color w:val="BCBEC4"/>
+          <w:sz w:val="20"/>
+          <w:szCs w:val="20"/>
+          <w:lang w:val="en-US"/>
+        </w:rPr>
+        <w:br/>
+        <w:t xml:space="preserve">        json_string = flask.request.get_data().decode(</w:t>
       </w:r>
       <w:r>
         <w:rPr>
@@ -1358,7 +1315,7 @@
           <w:szCs w:val="20"/>
           <w:lang w:val="en-US"/>
         </w:rPr>
-        <w:t>'application/json'</w:t>
+        <w:t>'utf-8'</w:t>
       </w:r>
       <w:r>
         <w:rPr>
@@ -1368,7 +1325,7 @@
           <w:szCs w:val="20"/>
           <w:lang w:val="en-US"/>
         </w:rPr>
-        <w:t>:</w:t>
+        <w:t>)</w:t>
       </w:r>
       <w:r>
         <w:rPr>
@@ -1379,9 +1336,8 @@
           <w:lang w:val="en-US"/>
         </w:rPr>
         <w:br/>
-        <w:t xml:space="preserve">        </w:t>
-      </w:r>
-      <w:proofErr w:type="spellStart"/>
+        <w:t xml:space="preserve">        update = telebot.types.Update.de_json(json_string)</w:t>
+      </w:r>
       <w:r>
         <w:rPr>
           <w:rFonts w:ascii="Courier New" w:eastAsia="Times New Roman" w:hAnsi="Courier New" w:cs="Courier New"/>
@@ -1390,9 +1346,9 @@
           <w:szCs w:val="20"/>
           <w:lang w:val="en-US"/>
         </w:rPr>
-        <w:t>json_string</w:t>
-      </w:r>
-      <w:proofErr w:type="spellEnd"/>
+        <w:br/>
+        <w:t xml:space="preserve">        bot.process_new_updates([update])</w:t>
+      </w:r>
       <w:r>
         <w:rPr>
           <w:rFonts w:ascii="Courier New" w:eastAsia="Times New Roman" w:hAnsi="Courier New" w:cs="Courier New"/>
@@ -1401,9 +1357,19 @@
           <w:szCs w:val="20"/>
           <w:lang w:val="en-US"/>
         </w:rPr>
-        <w:t xml:space="preserve"> = </w:t>
-      </w:r>
-      <w:proofErr w:type="spellStart"/>
+        <w:br/>
+        <w:t xml:space="preserve">    </w:t>
+      </w:r>
+      <w:r>
+        <w:rPr>
+          <w:rFonts w:ascii="Courier New" w:eastAsia="Times New Roman" w:hAnsi="Courier New" w:cs="Courier New"/>
+          <w:color w:val="CF8E6D"/>
+          <w:sz w:val="20"/>
+          <w:szCs w:val="20"/>
+          <w:lang w:val="en-US"/>
+        </w:rPr>
+        <w:t>else</w:t>
+      </w:r>
       <w:r>
         <w:rPr>
           <w:rFonts w:ascii="Courier New" w:eastAsia="Times New Roman" w:hAnsi="Courier New" w:cs="Courier New"/>
@@ -1412,9 +1378,8 @@
           <w:szCs w:val="20"/>
           <w:lang w:val="en-US"/>
         </w:rPr>
-        <w:t>flask.request.get_data</w:t>
-      </w:r>
-      <w:proofErr w:type="spellEnd"/>
+        <w:t>:</w:t>
+      </w:r>
       <w:r>
         <w:rPr>
           <w:rFonts w:ascii="Courier New" w:eastAsia="Times New Roman" w:hAnsi="Courier New" w:cs="Courier New"/>
@@ -1423,179 +1388,8 @@
           <w:szCs w:val="20"/>
           <w:lang w:val="en-US"/>
         </w:rPr>
-        <w:t>().decode(</w:t>
-      </w:r>
-      <w:r>
-        <w:rPr>
-          <w:rFonts w:ascii="Courier New" w:eastAsia="Times New Roman" w:hAnsi="Courier New" w:cs="Courier New"/>
-          <w:color w:val="6AAB73"/>
-          <w:sz w:val="20"/>
-          <w:szCs w:val="20"/>
-          <w:lang w:val="en-US"/>
-        </w:rPr>
-        <w:t>'utf-8'</w:t>
-      </w:r>
-      <w:r>
-        <w:rPr>
-          <w:rFonts w:ascii="Courier New" w:eastAsia="Times New Roman" w:hAnsi="Courier New" w:cs="Courier New"/>
-          <w:color w:val="BCBEC4"/>
-          <w:sz w:val="20"/>
-          <w:szCs w:val="20"/>
-          <w:lang w:val="en-US"/>
-        </w:rPr>
-        <w:t>)</w:t>
-      </w:r>
-      <w:r>
-        <w:rPr>
-          <w:rFonts w:ascii="Courier New" w:eastAsia="Times New Roman" w:hAnsi="Courier New" w:cs="Courier New"/>
-          <w:color w:val="BCBEC4"/>
-          <w:sz w:val="20"/>
-          <w:szCs w:val="20"/>
-          <w:lang w:val="en-US"/>
-        </w:rPr>
-        <w:br/>
-        <w:t xml:space="preserve">        update = </w:t>
-      </w:r>
-      <w:proofErr w:type="spellStart"/>
-      <w:r>
-        <w:rPr>
-          <w:rFonts w:ascii="Courier New" w:eastAsia="Times New Roman" w:hAnsi="Courier New" w:cs="Courier New"/>
-          <w:color w:val="BCBEC4"/>
-          <w:sz w:val="20"/>
-          <w:szCs w:val="20"/>
-          <w:lang w:val="en-US"/>
-        </w:rPr>
-        <w:t>telebot.types.Update.de_json</w:t>
-      </w:r>
-      <w:proofErr w:type="spellEnd"/>
-      <w:r>
-        <w:rPr>
-          <w:rFonts w:ascii="Courier New" w:eastAsia="Times New Roman" w:hAnsi="Courier New" w:cs="Courier New"/>
-          <w:color w:val="BCBEC4"/>
-          <w:sz w:val="20"/>
-          <w:szCs w:val="20"/>
-          <w:lang w:val="en-US"/>
-        </w:rPr>
-        <w:t>(</w:t>
-      </w:r>
-      <w:proofErr w:type="spellStart"/>
-      <w:r>
-        <w:rPr>
-          <w:rFonts w:ascii="Courier New" w:eastAsia="Times New Roman" w:hAnsi="Courier New" w:cs="Courier New"/>
-          <w:color w:val="BCBEC4"/>
-          <w:sz w:val="20"/>
-          <w:szCs w:val="20"/>
-          <w:lang w:val="en-US"/>
-        </w:rPr>
-        <w:t>json_string</w:t>
-      </w:r>
-      <w:proofErr w:type="spellEnd"/>
-      <w:r>
-        <w:rPr>
-          <w:rFonts w:ascii="Courier New" w:eastAsia="Times New Roman" w:hAnsi="Courier New" w:cs="Courier New"/>
-          <w:color w:val="BCBEC4"/>
-          <w:sz w:val="20"/>
-          <w:szCs w:val="20"/>
-          <w:lang w:val="en-US"/>
-        </w:rPr>
-        <w:t>)</w:t>
-      </w:r>
-      <w:r>
-        <w:rPr>
-          <w:rFonts w:ascii="Courier New" w:eastAsia="Times New Roman" w:hAnsi="Courier New" w:cs="Courier New"/>
-          <w:color w:val="BCBEC4"/>
-          <w:sz w:val="20"/>
-          <w:szCs w:val="20"/>
-          <w:lang w:val="en-US"/>
-        </w:rPr>
-        <w:br/>
-        <w:t xml:space="preserve">        </w:t>
-      </w:r>
-      <w:proofErr w:type="spellStart"/>
-      <w:r>
-        <w:rPr>
-          <w:rFonts w:ascii="Courier New" w:eastAsia="Times New Roman" w:hAnsi="Courier New" w:cs="Courier New"/>
-          <w:color w:val="BCBEC4"/>
-          <w:sz w:val="20"/>
-          <w:szCs w:val="20"/>
-          <w:lang w:val="en-US"/>
-        </w:rPr>
-        <w:t>bot.process_new_updates</w:t>
-      </w:r>
-      <w:proofErr w:type="spellEnd"/>
-      <w:r>
-        <w:rPr>
-          <w:rFonts w:ascii="Courier New" w:eastAsia="Times New Roman" w:hAnsi="Courier New" w:cs="Courier New"/>
-          <w:color w:val="BCBEC4"/>
-          <w:sz w:val="20"/>
-          <w:szCs w:val="20"/>
-          <w:lang w:val="en-US"/>
-        </w:rPr>
-        <w:t>([update])</w:t>
-      </w:r>
-      <w:r>
-        <w:rPr>
-          <w:rFonts w:ascii="Courier New" w:eastAsia="Times New Roman" w:hAnsi="Courier New" w:cs="Courier New"/>
-          <w:color w:val="BCBEC4"/>
-          <w:sz w:val="20"/>
-          <w:szCs w:val="20"/>
-          <w:lang w:val="en-US"/>
-        </w:rPr>
-        <w:br/>
-        <w:t xml:space="preserve">    </w:t>
-      </w:r>
-      <w:r>
-        <w:rPr>
-          <w:rFonts w:ascii="Courier New" w:eastAsia="Times New Roman" w:hAnsi="Courier New" w:cs="Courier New"/>
-          <w:color w:val="CF8E6D"/>
-          <w:sz w:val="20"/>
-          <w:szCs w:val="20"/>
-          <w:lang w:val="en-US"/>
-        </w:rPr>
-        <w:t>else</w:t>
-      </w:r>
-      <w:r>
-        <w:rPr>
-          <w:rFonts w:ascii="Courier New" w:eastAsia="Times New Roman" w:hAnsi="Courier New" w:cs="Courier New"/>
-          <w:color w:val="BCBEC4"/>
-          <w:sz w:val="20"/>
-          <w:szCs w:val="20"/>
-          <w:lang w:val="en-US"/>
-        </w:rPr>
-        <w:t>:</w:t>
-      </w:r>
-      <w:r>
-        <w:rPr>
-          <w:rFonts w:ascii="Courier New" w:eastAsia="Times New Roman" w:hAnsi="Courier New" w:cs="Courier New"/>
-          <w:color w:val="BCBEC4"/>
-          <w:sz w:val="20"/>
-          <w:szCs w:val="20"/>
-          <w:lang w:val="en-US"/>
-        </w:rPr>
-        <w:br/>
-        <w:t xml:space="preserve">        </w:t>
-      </w:r>
-      <w:proofErr w:type="spellStart"/>
-      <w:r>
-        <w:rPr>
-          <w:rFonts w:ascii="Courier New" w:eastAsia="Times New Roman" w:hAnsi="Courier New" w:cs="Courier New"/>
-          <w:color w:val="BCBEC4"/>
-          <w:sz w:val="20"/>
-          <w:szCs w:val="20"/>
-          <w:lang w:val="en-US"/>
-        </w:rPr>
-        <w:t>flask.abort</w:t>
-      </w:r>
-      <w:proofErr w:type="spellEnd"/>
-      <w:r>
-        <w:rPr>
-          <w:rFonts w:ascii="Courier New" w:eastAsia="Times New Roman" w:hAnsi="Courier New" w:cs="Courier New"/>
-          <w:color w:val="BCBEC4"/>
-          <w:sz w:val="20"/>
-          <w:szCs w:val="20"/>
-          <w:lang w:val="en-US"/>
-        </w:rPr>
-        <w:t>(</w:t>
+        <w:br/>
+        <w:t xml:space="preserve">        flask.abort(</w:t>
       </w:r>
       <w:r>
         <w:rPr>
@@ -1691,7 +1485,6 @@
         </w:rPr>
         <w:t xml:space="preserve">Подключение </w:t>
       </w:r>
-      <w:proofErr w:type="spellStart"/>
       <w:r>
         <w:rPr>
           <w:rFonts w:cs="Times New Roman"/>
@@ -1701,7 +1494,6 @@
         </w:rPr>
         <w:t>ngrok</w:t>
       </w:r>
-      <w:proofErr w:type="spellEnd"/>
     </w:p>
     <w:p>
       <w:pPr>
@@ -1711,7 +1503,6 @@
           <w:rFonts w:cs="Times New Roman"/>
         </w:rPr>
       </w:pPr>
-      <w:proofErr w:type="spellStart"/>
       <w:r>
         <w:rPr>
           <w:rFonts w:cs="Times New Roman"/>
@@ -1719,7 +1510,6 @@
         </w:rPr>
         <w:t>Ngrok</w:t>
       </w:r>
-      <w:proofErr w:type="spellEnd"/>
       <w:r>
         <w:rPr>
           <w:rFonts w:cs="Times New Roman"/>
@@ -1744,7 +1534,6 @@
           <w:lang w:val="en-US"/>
         </w:rPr>
       </w:pPr>
-      <w:proofErr w:type="spellStart"/>
       <w:r>
         <w:rPr>
           <w:rFonts w:cs="Times New Roman"/>
@@ -1752,17 +1541,7 @@
           <w:bCs/>
           <w:lang w:val="en-US"/>
         </w:rPr>
-        <w:t>ngrok</w:t>
-      </w:r>
-      <w:proofErr w:type="spellEnd"/>
-      <w:r>
-        <w:rPr>
-          <w:rFonts w:cs="Times New Roman"/>
-          <w:b/>
-          <w:bCs/>
-          <w:lang w:val="en-US"/>
-        </w:rPr>
-        <w:t xml:space="preserve"> http </w:t>
+        <w:t xml:space="preserve">ngrok http </w:t>
       </w:r>
       <w:hyperlink r:id="rId7" w:history="1">
         <w:r>
@@ -1913,7 +1692,6 @@
           </w:rPr>
           <w:t>://</w:t>
         </w:r>
-        <w:proofErr w:type="spellStart"/>
         <w:r>
           <w:rPr>
             <w:rStyle w:val="ad"/>
@@ -1922,7 +1700,6 @@
           </w:rPr>
           <w:t>api</w:t>
         </w:r>
-        <w:proofErr w:type="spellEnd"/>
         <w:r>
           <w:rPr>
             <w:rStyle w:val="ad"/>
@@ -2003,16 +1780,8 @@
             <w:rStyle w:val="ad"/>
             <w:rFonts w:cs="Times New Roman"/>
           </w:rPr>
-          <w:t>}</w:t>
+          <w:t>}/</w:t>
         </w:r>
-        <w:r>
-          <w:rPr>
-            <w:rStyle w:val="ad"/>
-            <w:rFonts w:cs="Times New Roman"/>
-          </w:rPr>
-          <w:t>/</w:t>
-        </w:r>
-        <w:proofErr w:type="spellStart"/>
         <w:r>
           <w:rPr>
             <w:rStyle w:val="ad"/>
@@ -2021,7 +1790,6 @@
           </w:rPr>
           <w:t>setWebhook</w:t>
         </w:r>
-        <w:proofErr w:type="spellEnd"/>
         <w:r>
           <w:rPr>
             <w:rStyle w:val="ad"/>
@@ -2029,7 +1797,6 @@
           </w:rPr>
           <w:t>?</w:t>
         </w:r>
-        <w:proofErr w:type="spellStart"/>
         <w:r>
           <w:rPr>
             <w:rStyle w:val="ad"/>
@@ -2038,20 +1805,12 @@
           </w:rPr>
           <w:t>url</w:t>
         </w:r>
-        <w:proofErr w:type="spellEnd"/>
         <w:r>
           <w:rPr>
             <w:rStyle w:val="ad"/>
             <w:rFonts w:cs="Times New Roman"/>
           </w:rPr>
-          <w:t>=</w:t>
-        </w:r>
-        <w:r>
-          <w:rPr>
-            <w:rStyle w:val="ad"/>
-            <w:rFonts w:cs="Times New Roman"/>
-          </w:rPr>
-          <w:t>{</w:t>
+          <w:t>={</w:t>
         </w:r>
         <w:r>
           <w:rPr>
@@ -2176,7 +1935,6 @@
           <w:noProof/>
           <w:lang w:eastAsia="en-US"/>
         </w:rPr>
-        <w:lastRenderedPageBreak/>
         <w:t>Код</w:t>
       </w:r>
       <w:r>
@@ -3611,7 +3369,6 @@
           <w:noProof/>
           <w:lang w:eastAsia="en-US"/>
         </w:rPr>
-        <w:lastRenderedPageBreak/>
         <w:t>#--------------------------------end_start_help---------------------</w:t>
       </w:r>
     </w:p>
@@ -5112,7 +4869,6 @@
           <w:noProof/>
           <w:lang w:eastAsia="en-US"/>
         </w:rPr>
-        <w:lastRenderedPageBreak/>
         <w:t xml:space="preserve">                    bot</w:t>
       </w:r>
       <w:r>
@@ -7069,7 +6825,6 @@
           <w:noProof/>
           <w:lang w:eastAsia="en-US"/>
         </w:rPr>
-        <w:lastRenderedPageBreak/>
         <w:t>def answer(message):</w:t>
       </w:r>
     </w:p>
@@ -7779,7 +7534,6 @@
           <w:noProof/>
           <w:lang w:eastAsia="en-US"/>
         </w:rPr>
-        <w:lastRenderedPageBreak/>
         <w:br/>
         <w:t>validation_generator = validation_datagen.flow_from_directory(</w:t>
       </w:r>
@@ -9069,13 +8823,6 @@
           <w:lang w:eastAsia="en-US"/>
         </w:rPr>
         <w:br/>
-      </w:r>
-      <w:r>
-        <w:rPr>
-          <w:noProof/>
-          <w:lang w:eastAsia="en-US"/>
-        </w:rPr>
-        <w:lastRenderedPageBreak/>
         <w:t xml:space="preserve">    x = image.img_to_array(img)</w:t>
       </w:r>
       <w:r>
@@ -9384,14 +9131,7 @@
         <w:rPr>
           <w:rFonts w:cs="Times New Roman"/>
         </w:rPr>
-        <w:t xml:space="preserve">Методы глубокого обучения отличаются от других методов искусственного интеллекта своей способностью автоматически </w:t>
-      </w:r>
-      <w:r>
-        <w:rPr>
-          <w:rFonts w:cs="Times New Roman"/>
-        </w:rPr>
-        <w:lastRenderedPageBreak/>
-        <w:t>извлекать признаки из данных с использованием глубоких нейронных сетей и обработки больших объемов данных для решения сложных задач.</w:t>
+        <w:t>Методы глубокого обучения отличаются от других методов искусственного интеллекта своей способностью автоматически извлекать признаки из данных с использованием глубоких нейронных сетей и обработки больших объемов данных для решения сложных задач.</w:t>
       </w:r>
     </w:p>
     <w:p>
@@ -9610,49 +9350,7 @@
         <w:rPr>
           <w:rFonts w:cs="Times New Roman"/>
         </w:rPr>
-        <w:t xml:space="preserve">С помощью токена можно контролировать чат-бот, поэтому его важно хранить в безопасном месте. Если вы потеряете его или случайно удалите диалог, просто отправьте в </w:t>
-      </w:r>
-      <w:proofErr w:type="spellStart"/>
-      <w:r>
-        <w:rPr>
-          <w:rFonts w:cs="Times New Roman"/>
-        </w:rPr>
-        <w:t>BotFather</w:t>
-      </w:r>
-      <w:proofErr w:type="spellEnd"/>
-      <w:r>
-        <w:rPr>
-          <w:rFonts w:cs="Times New Roman"/>
-        </w:rPr>
-        <w:t xml:space="preserve"> команду /</w:t>
-      </w:r>
-      <w:proofErr w:type="spellStart"/>
-      <w:r>
-        <w:rPr>
-          <w:rFonts w:cs="Times New Roman"/>
-        </w:rPr>
-        <w:t>token</w:t>
-      </w:r>
-      <w:proofErr w:type="spellEnd"/>
-      <w:r>
-        <w:rPr>
-          <w:rFonts w:cs="Times New Roman"/>
-        </w:rPr>
-        <w:t xml:space="preserve"> — и он вам его </w:t>
-      </w:r>
-      <w:proofErr w:type="spellStart"/>
-      <w:r>
-        <w:rPr>
-          <w:rFonts w:cs="Times New Roman"/>
-        </w:rPr>
-        <w:t>переотправит</w:t>
-      </w:r>
-      <w:proofErr w:type="spellEnd"/>
-      <w:r>
-        <w:rPr>
-          <w:rFonts w:cs="Times New Roman"/>
-        </w:rPr>
-        <w:t>.</w:t>
+        <w:t>С помощью токена можно контролировать чат-бот, поэтому его важно хранить в безопасном месте. Если вы потеряете его или случайно удалите диалог, просто отправьте в BotFather команду /token — и он вам его переотправит.</w:t>
       </w:r>
     </w:p>
     <w:sectPr>
